--- a/lab7/Lab7_AdrianMutu_FAF-242.docx
+++ b/lab7/Lab7_AdrianMutu_FAF-242.docx
@@ -786,7 +786,7 @@
       <w:r>
         <w:drawing>
           <wp:inline distT="0" distB="0" distL="0" distR="0">
-            <wp:extent cx="4095750" cy="1123950"/>
+            <wp:extent cx="4095750" cy="959470"/>
             <wp:effectExtent t="0" r="0" b="0" l="0"/>
             <wp:docPr id="31" name=""/>
             <wp:cNvGraphicFramePr>
@@ -811,7 +811,7 @@
                   <pic:spPr bwMode="auto">
                     <a:xfrm>
                       <a:off x="0" y="0"/>
-                      <a:ext cx="4095750" cy="1123950"/>
+                      <a:ext cx="4095750" cy="959470"/>
                     </a:xfrm>
                     <a:prstGeom prst="rect">
                       <a:avLst/>
@@ -847,7 +847,7 @@
       <w:r>
         <w:drawing>
           <wp:inline distT="0" distB="0" distL="0" distR="0">
-            <wp:extent cx="4095750" cy="838200"/>
+            <wp:extent cx="4095750" cy="701537"/>
             <wp:effectExtent t="0" r="0" b="0" l="0"/>
             <wp:docPr id="32" name=""/>
             <wp:cNvGraphicFramePr>
@@ -872,7 +872,7 @@
                   <pic:spPr bwMode="auto">
                     <a:xfrm>
                       <a:off x="0" y="0"/>
-                      <a:ext cx="4095750" cy="838200"/>
+                      <a:ext cx="4095750" cy="701537"/>
                     </a:xfrm>
                     <a:prstGeom prst="rect">
                       <a:avLst/>
@@ -908,7 +908,7 @@
       <w:r>
         <w:drawing>
           <wp:inline distT="0" distB="0" distL="0" distR="0">
-            <wp:extent cx="4095750" cy="742950"/>
+            <wp:extent cx="4095750" cy="621817"/>
             <wp:effectExtent t="0" r="0" b="0" l="0"/>
             <wp:docPr id="33" name=""/>
             <wp:cNvGraphicFramePr>
@@ -933,7 +933,7 @@
                   <pic:spPr bwMode="auto">
                     <a:xfrm>
                       <a:off x="0" y="0"/>
-                      <a:ext cx="4095750" cy="742950"/>
+                      <a:ext cx="4095750" cy="621817"/>
                     </a:xfrm>
                     <a:prstGeom prst="rect">
                       <a:avLst/>
@@ -1168,7 +1168,7 @@
       <w:r>
         <w:drawing>
           <wp:inline distT="0" distB="0" distL="0" distR="0">
-            <wp:extent cx="4095750" cy="723900"/>
+            <wp:extent cx="4095750" cy="605873"/>
             <wp:effectExtent t="0" r="0" b="0" l="0"/>
             <wp:docPr id="34" name=""/>
             <wp:cNvGraphicFramePr>
@@ -1193,7 +1193,7 @@
                   <pic:spPr bwMode="auto">
                     <a:xfrm>
                       <a:off x="0" y="0"/>
-                      <a:ext cx="4095750" cy="723900"/>
+                      <a:ext cx="4095750" cy="605873"/>
                     </a:xfrm>
                     <a:prstGeom prst="rect">
                       <a:avLst/>
@@ -1229,7 +1229,7 @@
       <w:r>
         <w:drawing>
           <wp:inline distT="0" distB="0" distL="0" distR="0">
-            <wp:extent cx="4095750" cy="476250"/>
+            <wp:extent cx="4095750" cy="358171"/>
             <wp:effectExtent t="0" r="0" b="0" l="0"/>
             <wp:docPr id="35" name=""/>
             <wp:cNvGraphicFramePr>
@@ -1254,7 +1254,7 @@
                   <pic:spPr bwMode="auto">
                     <a:xfrm>
                       <a:off x="0" y="0"/>
-                      <a:ext cx="4095750" cy="476250"/>
+                      <a:ext cx="4095750" cy="358171"/>
                     </a:xfrm>
                     <a:prstGeom prst="rect">
                       <a:avLst/>
@@ -1404,7 +1404,7 @@
       <w:r>
         <w:drawing>
           <wp:inline distT="0" distB="0" distL="0" distR="0">
-            <wp:extent cx="4095750" cy="1057275"/>
+            <wp:extent cx="4095750" cy="902552"/>
             <wp:effectExtent t="0" r="0" b="0" l="0"/>
             <wp:docPr id="36" name=""/>
             <wp:cNvGraphicFramePr>
@@ -1429,7 +1429,7 @@
                   <pic:spPr bwMode="auto">
                     <a:xfrm>
                       <a:off x="0" y="0"/>
-                      <a:ext cx="4095750" cy="1057275"/>
+                      <a:ext cx="4095750" cy="902552"/>
                     </a:xfrm>
                     <a:prstGeom prst="rect">
                       <a:avLst/>
@@ -1607,7 +1607,7 @@
       <w:r>
         <w:drawing>
           <wp:inline distT="0" distB="0" distL="0" distR="0">
-            <wp:extent cx="4095750" cy="733425"/>
+            <wp:extent cx="4095750" cy="578476"/>
             <wp:effectExtent t="0" r="0" b="0" l="0"/>
             <wp:docPr id="37" name=""/>
             <wp:cNvGraphicFramePr>
@@ -1632,7 +1632,7 @@
                   <pic:spPr bwMode="auto">
                     <a:xfrm>
                       <a:off x="0" y="0"/>
-                      <a:ext cx="4095750" cy="733425"/>
+                      <a:ext cx="4095750" cy="578476"/>
                     </a:xfrm>
                     <a:prstGeom prst="rect">
                       <a:avLst/>
@@ -1668,7 +1668,7 @@
       <w:r>
         <w:drawing>
           <wp:inline distT="0" distB="0" distL="0" distR="0">
-            <wp:extent cx="4095750" cy="971550"/>
+            <wp:extent cx="4095750" cy="842583"/>
             <wp:effectExtent t="0" r="0" b="0" l="0"/>
             <wp:docPr id="38" name=""/>
             <wp:cNvGraphicFramePr>
@@ -1693,7 +1693,7 @@
                   <pic:spPr bwMode="auto">
                     <a:xfrm>
                       <a:off x="0" y="0"/>
-                      <a:ext cx="4095750" cy="971550"/>
+                      <a:ext cx="4095750" cy="842583"/>
                     </a:xfrm>
                     <a:prstGeom prst="rect">
                       <a:avLst/>
@@ -1729,7 +1729,7 @@
       <w:r>
         <w:drawing>
           <wp:inline distT="0" distB="0" distL="0" distR="0">
-            <wp:extent cx="4095750" cy="714375"/>
+            <wp:extent cx="4095750" cy="563451"/>
             <wp:effectExtent t="0" r="0" b="0" l="0"/>
             <wp:docPr id="39" name=""/>
             <wp:cNvGraphicFramePr>
@@ -1754,7 +1754,7 @@
                   <pic:spPr bwMode="auto">
                     <a:xfrm>
                       <a:off x="0" y="0"/>
-                      <a:ext cx="4095750" cy="714375"/>
+                      <a:ext cx="4095750" cy="563451"/>
                     </a:xfrm>
                     <a:prstGeom prst="rect">
                       <a:avLst/>
